--- a/PRD_Cogana_v1.0.docx
+++ b/PRD_Cogana_v1.0.docx
@@ -12,7 +12,7 @@
           <w:color w:val="2E74B5"/>
           <w:sz w:val="26"/>
         </w:rPr>
-        <w:t>COGUANA</w:t>
+        <w:t>COGANA</w:t>
       </w:r>
       <w:r>
         <w:rPr>
@@ -139,7 +139,7 @@
               <w:spacing w:after="0"/>
             </w:pPr>
             <w:r>
-              <w:t>Coguana</w:t>
+              <w:t>Cogana</w:t>
             </w:r>
           </w:p>
         </w:tc>
@@ -265,7 +265,7 @@
               <w:spacing w:after="0"/>
             </w:pPr>
             <w:r>
-              <w:t>Administrador de Coguana</w:t>
+              <w:t>Administrador de Cogana</w:t>
             </w:r>
           </w:p>
         </w:tc>
@@ -433,7 +433,7 @@
               <w:br/>
             </w:r>
             <w:r>
-              <w:t>Definir qué problema resuelve Coguana, qué se construirá por etapas, cómo debe comportarse el producto y qué condiciones permitirán declarar exitoso cada lanzamiento.</w:t>
+              <w:t>Definir qué problema resuelve Cogana, qué se construirá por etapas, cómo debe comportarse el producto y qué condiciones permitirán declarar exitoso cada lanzamiento.</w:t>
             </w:r>
           </w:p>
         </w:tc>
@@ -783,7 +783,7 @@
     </w:p>
     <w:p>
       <w:r>
-        <w:t>Coguana será una aplicación móvil que digitaliza la operación de una tienda de abarrotes especializada en menestras y, posteriormente, habilita la venta online a consumidores y restaurantes. El producto comienza en una sola tienda de Santa Anita y se diseña desde el inicio para operar en múltiples dispositivos, sedes y ciudades.</w:t>
+        <w:t>Cogana será una aplicación móvil que digitaliza la operación de una tienda de abarrotes especializada en menestras y, posteriormente, habilita la venta online a consumidores y restaurantes. El producto comienza en una sola tienda de Santa Anita y se diseña desde el inicio para operar en múltiples dispositivos, sedes y ciudades.</w:t>
       </w:r>
     </w:p>
     <w:p>
@@ -793,7 +793,7 @@
     </w:p>
     <w:p>
       <w:r>
-        <w:t>Después de estabilizar la operación interna, Coguana incorporará catálogo y pedidos online, atención mayorista a restaurantes, reparto propio y conexión con operadores externos. La facturación electrónica, los reportes avanzados, proveedores, lotes y múltiples sucursales pertenecen a etapas posteriores.</w:t>
+        <w:t>Después de estabilizar la operación interna, Cogana incorporará catálogo y pedidos online, atención mayorista a restaurantes, reparto propio y conexión con operadores externos. La facturación electrónica, los reportes avanzados, proveedores, lotes y múltiples sucursales pertenecen a etapas posteriores.</w:t>
       </w:r>
     </w:p>
     <w:tbl>
@@ -952,7 +952,7 @@
     </w:p>
     <w:p>
       <w:r>
-        <w:t>Coguana puede convertirse en una plataforma especializada para la venta minorista y mayorista de abarrotes pesables, combinando operación offline, precios flexibles, presentaciones comerciales y distribución local. El diseño multi-tienda y la sincronización central permitirán crecer sin reconstruir el producto.</w:t>
+        <w:t>Cogana puede convertirse en una plataforma especializada para la venta minorista y mayorista de abarrotes pesables, combinando operación offline, precios flexibles, presentaciones comerciales y distribución local. El diseño multi-tienda y la sincronización central permitirán crecer sin reconstruir el producto.</w:t>
       </w:r>
     </w:p>
     <w:p>
@@ -973,7 +973,7 @@
     </w:p>
     <w:p>
       <w:r>
-        <w:t>Ser la plataforma móvil de Coguana que conecta inventario, ventas presenciales, pedidos digitales y entrega en una sola operación confiable, desde Santa Anita hacia todo el Perú.</w:t>
+        <w:t>Ser la plataforma móvil de Cogana que conecta inventario, ventas presenciales, pedidos digitales y entrega en una sola operación confiable, desde Santa Anita hacia todo el Perú.</w:t>
       </w:r>
     </w:p>
     <w:p>
@@ -5199,7 +5199,7 @@
               <w:br/>
             </w:r>
             <w:r>
-              <w:t>Coguana debe completar una semana de operación interna con ventas, caja y stock estables, sin pérdida de datos, con diferencias conocidas y sincronización probada en al menos dos dispositivos.</w:t>
+              <w:t>Cogana debe completar una semana de operación interna con ventas, caja y stock estables, sin pérdida de datos, con diferencias conocidas y sincronización probada en al menos dos dispositivos.</w:t>
             </w:r>
           </w:p>
         </w:tc>
@@ -5613,7 +5613,7 @@
         <w:b/>
         <w:color w:val="1F4D78"/>
       </w:rPr>
-      <w:t>COGUANA  |  PRODUCT REQUIREMENTS DOCUMENT</w:t>
+      <w:t>COGANA  |  PRODUCT REQUIREMENTS DOCUMENT</w:t>
     </w:r>
   </w:p>
 </w:hdr>
